--- a/KAZ.docx
+++ b/KAZ.docx
@@ -4,6 +4,10 @@
   <w:body>
     <w:p>
       <w:r>
+        <w:rPr>
+          <w:noProof/>
+          <w:lang w:eastAsia="ru-RU"/>
+        </w:rPr>
         <w:drawing>
           <wp:inline distT="0" distB="0" distL="0" distR="0" wp14:anchorId="55F94DB3" wp14:editId="21B49CCF">
             <wp:extent cx="5940425" cy="949960"/>
@@ -43,6 +47,10 @@
     </w:p>
     <w:p>
       <w:r>
+        <w:rPr>
+          <w:noProof/>
+          <w:lang w:eastAsia="ru-RU"/>
+        </w:rPr>
         <w:drawing>
           <wp:inline distT="0" distB="0" distL="0" distR="0" wp14:anchorId="3750579E" wp14:editId="724E5539">
             <wp:extent cx="5940425" cy="1550670"/>
@@ -82,6 +90,10 @@
     </w:p>
     <w:p>
       <w:r>
+        <w:rPr>
+          <w:noProof/>
+          <w:lang w:eastAsia="ru-RU"/>
+        </w:rPr>
         <w:drawing>
           <wp:inline distT="0" distB="0" distL="0" distR="0" wp14:anchorId="73BFE7CD" wp14:editId="733EF961">
             <wp:extent cx="5940425" cy="1761490"/>
@@ -121,6 +133,10 @@
     </w:p>
     <w:p>
       <w:r>
+        <w:rPr>
+          <w:noProof/>
+          <w:lang w:eastAsia="ru-RU"/>
+        </w:rPr>
         <w:drawing>
           <wp:inline distT="0" distB="0" distL="0" distR="0" wp14:anchorId="3CBB2037" wp14:editId="07A79115">
             <wp:extent cx="5940425" cy="1735455"/>
@@ -159,7 +175,17 @@
       </w:r>
     </w:p>
     <w:p>
+      <w:pPr>
+        <w:rPr>
+          <w:lang w:val="en-US"/>
+        </w:rPr>
+      </w:pPr>
       <w:r>
+        <w:rPr>
+          <w:noProof/>
+          <w:lang w:eastAsia="ru-RU"/>
+        </w:rPr>
+        <w:lastRenderedPageBreak/>
         <w:drawing>
           <wp:inline distT="0" distB="0" distL="0" distR="0" wp14:anchorId="5AA768AA" wp14:editId="7B9DAF50">
             <wp:extent cx="4869602" cy="2286198"/>
@@ -185,6 +211,239 @@
                     <a:xfrm>
                       <a:off x="0" y="0"/>
                       <a:ext cx="4869602" cy="2286198"/>
+                    </a:xfrm>
+                    <a:prstGeom prst="rect">
+                      <a:avLst/>
+                    </a:prstGeom>
+                  </pic:spPr>
+                </pic:pic>
+              </a:graphicData>
+            </a:graphic>
+          </wp:inline>
+        </w:drawing>
+      </w:r>
+      <w:r>
+        <w:drawing>
+          <wp:inline distT="0" distB="0" distL="0" distR="0" wp14:anchorId="6A6C6DA8" wp14:editId="477DE7FB">
+            <wp:extent cx="4244708" cy="1013548"/>
+            <wp:effectExtent l="0" t="0" r="3810" b="0"/>
+            <wp:docPr id="6" name="Рисунок 6"/>
+            <wp:cNvGraphicFramePr>
+              <a:graphicFrameLocks xmlns:a="http://schemas.openxmlformats.org/drawingml/2006/main" noChangeAspect="1"/>
+            </wp:cNvGraphicFramePr>
+            <a:graphic xmlns:a="http://schemas.openxmlformats.org/drawingml/2006/main">
+              <a:graphicData uri="http://schemas.openxmlformats.org/drawingml/2006/picture">
+                <pic:pic xmlns:pic="http://schemas.openxmlformats.org/drawingml/2006/picture">
+                  <pic:nvPicPr>
+                    <pic:cNvPr id="1" name=""/>
+                    <pic:cNvPicPr/>
+                  </pic:nvPicPr>
+                  <pic:blipFill>
+                    <a:blip r:embed="rId9"/>
+                    <a:stretch>
+                      <a:fillRect/>
+                    </a:stretch>
+                  </pic:blipFill>
+                  <pic:spPr>
+                    <a:xfrm>
+                      <a:off x="0" y="0"/>
+                      <a:ext cx="4244708" cy="1013548"/>
+                    </a:xfrm>
+                    <a:prstGeom prst="rect">
+                      <a:avLst/>
+                    </a:prstGeom>
+                  </pic:spPr>
+                </pic:pic>
+              </a:graphicData>
+            </a:graphic>
+          </wp:inline>
+        </w:drawing>
+      </w:r>
+      <w:r>
+        <w:drawing>
+          <wp:inline distT="0" distB="0" distL="0" distR="0" wp14:anchorId="476CA060" wp14:editId="22B848AD">
+            <wp:extent cx="4938188" cy="5090601"/>
+            <wp:effectExtent l="0" t="0" r="0" b="0"/>
+            <wp:docPr id="7" name="Рисунок 7"/>
+            <wp:cNvGraphicFramePr>
+              <a:graphicFrameLocks xmlns:a="http://schemas.openxmlformats.org/drawingml/2006/main" noChangeAspect="1"/>
+            </wp:cNvGraphicFramePr>
+            <a:graphic xmlns:a="http://schemas.openxmlformats.org/drawingml/2006/main">
+              <a:graphicData uri="http://schemas.openxmlformats.org/drawingml/2006/picture">
+                <pic:pic xmlns:pic="http://schemas.openxmlformats.org/drawingml/2006/picture">
+                  <pic:nvPicPr>
+                    <pic:cNvPr id="1" name=""/>
+                    <pic:cNvPicPr/>
+                  </pic:nvPicPr>
+                  <pic:blipFill>
+                    <a:blip r:embed="rId10"/>
+                    <a:stretch>
+                      <a:fillRect/>
+                    </a:stretch>
+                  </pic:blipFill>
+                  <pic:spPr>
+                    <a:xfrm>
+                      <a:off x="0" y="0"/>
+                      <a:ext cx="4938188" cy="5090601"/>
+                    </a:xfrm>
+                    <a:prstGeom prst="rect">
+                      <a:avLst/>
+                    </a:prstGeom>
+                  </pic:spPr>
+                </pic:pic>
+              </a:graphicData>
+            </a:graphic>
+          </wp:inline>
+        </w:drawing>
+      </w:r>
+      <w:r>
+        <w:lastRenderedPageBreak/>
+        <w:drawing>
+          <wp:inline distT="0" distB="0" distL="0" distR="0" wp14:anchorId="4EE18081" wp14:editId="036BA33B">
+            <wp:extent cx="4816257" cy="1318374"/>
+            <wp:effectExtent l="0" t="0" r="3810" b="0"/>
+            <wp:docPr id="8" name="Рисунок 8"/>
+            <wp:cNvGraphicFramePr>
+              <a:graphicFrameLocks xmlns:a="http://schemas.openxmlformats.org/drawingml/2006/main" noChangeAspect="1"/>
+            </wp:cNvGraphicFramePr>
+            <a:graphic xmlns:a="http://schemas.openxmlformats.org/drawingml/2006/main">
+              <a:graphicData uri="http://schemas.openxmlformats.org/drawingml/2006/picture">
+                <pic:pic xmlns:pic="http://schemas.openxmlformats.org/drawingml/2006/picture">
+                  <pic:nvPicPr>
+                    <pic:cNvPr id="1" name=""/>
+                    <pic:cNvPicPr/>
+                  </pic:nvPicPr>
+                  <pic:blipFill>
+                    <a:blip r:embed="rId11"/>
+                    <a:stretch>
+                      <a:fillRect/>
+                    </a:stretch>
+                  </pic:blipFill>
+                  <pic:spPr>
+                    <a:xfrm>
+                      <a:off x="0" y="0"/>
+                      <a:ext cx="4816257" cy="1318374"/>
+                    </a:xfrm>
+                    <a:prstGeom prst="rect">
+                      <a:avLst/>
+                    </a:prstGeom>
+                  </pic:spPr>
+                </pic:pic>
+              </a:graphicData>
+            </a:graphic>
+          </wp:inline>
+        </w:drawing>
+      </w:r>
+      <w:r>
+        <w:drawing>
+          <wp:inline distT="0" distB="0" distL="0" distR="0" wp14:anchorId="1252BCF4" wp14:editId="2CE487D9">
+            <wp:extent cx="2773920" cy="487722"/>
+            <wp:effectExtent l="0" t="0" r="7620" b="7620"/>
+            <wp:docPr id="9" name="Рисунок 9"/>
+            <wp:cNvGraphicFramePr>
+              <a:graphicFrameLocks xmlns:a="http://schemas.openxmlformats.org/drawingml/2006/main" noChangeAspect="1"/>
+            </wp:cNvGraphicFramePr>
+            <a:graphic xmlns:a="http://schemas.openxmlformats.org/drawingml/2006/main">
+              <a:graphicData uri="http://schemas.openxmlformats.org/drawingml/2006/picture">
+                <pic:pic xmlns:pic="http://schemas.openxmlformats.org/drawingml/2006/picture">
+                  <pic:nvPicPr>
+                    <pic:cNvPr id="1" name=""/>
+                    <pic:cNvPicPr/>
+                  </pic:nvPicPr>
+                  <pic:blipFill>
+                    <a:blip r:embed="rId12"/>
+                    <a:stretch>
+                      <a:fillRect/>
+                    </a:stretch>
+                  </pic:blipFill>
+                  <pic:spPr>
+                    <a:xfrm>
+                      <a:off x="0" y="0"/>
+                      <a:ext cx="2773920" cy="487722"/>
+                    </a:xfrm>
+                    <a:prstGeom prst="rect">
+                      <a:avLst/>
+                    </a:prstGeom>
+                  </pic:spPr>
+                </pic:pic>
+              </a:graphicData>
+            </a:graphic>
+          </wp:inline>
+        </w:drawing>
+      </w:r>
+      <w:r>
+        <w:drawing>
+          <wp:inline distT="0" distB="0" distL="0" distR="0" wp14:anchorId="64F0A565" wp14:editId="53BBE471">
+            <wp:extent cx="5380186" cy="1158340"/>
+            <wp:effectExtent l="0" t="0" r="0" b="3810"/>
+            <wp:docPr id="10" name="Рисунок 10"/>
+            <wp:cNvGraphicFramePr>
+              <a:graphicFrameLocks xmlns:a="http://schemas.openxmlformats.org/drawingml/2006/main" noChangeAspect="1"/>
+            </wp:cNvGraphicFramePr>
+            <a:graphic xmlns:a="http://schemas.openxmlformats.org/drawingml/2006/main">
+              <a:graphicData uri="http://schemas.openxmlformats.org/drawingml/2006/picture">
+                <pic:pic xmlns:pic="http://schemas.openxmlformats.org/drawingml/2006/picture">
+                  <pic:nvPicPr>
+                    <pic:cNvPr id="1" name=""/>
+                    <pic:cNvPicPr/>
+                  </pic:nvPicPr>
+                  <pic:blipFill>
+                    <a:blip r:embed="rId13"/>
+                    <a:stretch>
+                      <a:fillRect/>
+                    </a:stretch>
+                  </pic:blipFill>
+                  <pic:spPr>
+                    <a:xfrm>
+                      <a:off x="0" y="0"/>
+                      <a:ext cx="5380186" cy="1158340"/>
+                    </a:xfrm>
+                    <a:prstGeom prst="rect">
+                      <a:avLst/>
+                    </a:prstGeom>
+                  </pic:spPr>
+                </pic:pic>
+              </a:graphicData>
+            </a:graphic>
+          </wp:inline>
+        </w:drawing>
+      </w:r>
+    </w:p>
+    <w:p>
+      <w:pPr>
+        <w:rPr>
+          <w:lang w:val="en-US"/>
+        </w:rPr>
+      </w:pPr>
+      <w:r>
+        <w:rPr>
+          <w:lang w:val="en-US"/>
+        </w:rPr>
+        <w:drawing>
+          <wp:inline distT="0" distB="0" distL="0" distR="0" wp14:anchorId="5A046A11" wp14:editId="4100ED6B">
+            <wp:extent cx="5776461" cy="1988992"/>
+            <wp:effectExtent l="0" t="0" r="0" b="0"/>
+            <wp:docPr id="12" name="Рисунок 12"/>
+            <wp:cNvGraphicFramePr>
+              <a:graphicFrameLocks xmlns:a="http://schemas.openxmlformats.org/drawingml/2006/main" noChangeAspect="1"/>
+            </wp:cNvGraphicFramePr>
+            <a:graphic xmlns:a="http://schemas.openxmlformats.org/drawingml/2006/main">
+              <a:graphicData uri="http://schemas.openxmlformats.org/drawingml/2006/picture">
+                <pic:pic xmlns:pic="http://schemas.openxmlformats.org/drawingml/2006/picture">
+                  <pic:nvPicPr>
+                    <pic:cNvPr id="1" name=""/>
+                    <pic:cNvPicPr/>
+                  </pic:nvPicPr>
+                  <pic:blipFill>
+                    <a:blip r:embed="rId14"/>
+                    <a:stretch>
+                      <a:fillRect/>
+                    </a:stretch>
+                  </pic:blipFill>
+                  <pic:spPr>
+                    <a:xfrm>
+                      <a:off x="0" y="0"/>
+                      <a:ext cx="5776461" cy="1988992"/>
                     </a:xfrm>
                     <a:prstGeom prst="rect">
                       <a:avLst/>

--- a/KAZ.docx
+++ b/KAZ.docx
@@ -175,11 +175,6 @@
       </w:r>
     </w:p>
     <w:p>
-      <w:pPr>
-        <w:rPr>
-          <w:lang w:val="en-US"/>
-        </w:rPr>
-      </w:pPr>
       <w:r>
         <w:rPr>
           <w:noProof/>
@@ -224,45 +219,8 @@
       </w:r>
       <w:r>
         <w:drawing>
-          <wp:inline distT="0" distB="0" distL="0" distR="0" wp14:anchorId="6A6C6DA8" wp14:editId="477DE7FB">
-            <wp:extent cx="4244708" cy="1013548"/>
-            <wp:effectExtent l="0" t="0" r="3810" b="0"/>
-            <wp:docPr id="6" name="Рисунок 6"/>
-            <wp:cNvGraphicFramePr>
-              <a:graphicFrameLocks xmlns:a="http://schemas.openxmlformats.org/drawingml/2006/main" noChangeAspect="1"/>
-            </wp:cNvGraphicFramePr>
-            <a:graphic xmlns:a="http://schemas.openxmlformats.org/drawingml/2006/main">
-              <a:graphicData uri="http://schemas.openxmlformats.org/drawingml/2006/picture">
-                <pic:pic xmlns:pic="http://schemas.openxmlformats.org/drawingml/2006/picture">
-                  <pic:nvPicPr>
-                    <pic:cNvPr id="1" name=""/>
-                    <pic:cNvPicPr/>
-                  </pic:nvPicPr>
-                  <pic:blipFill>
-                    <a:blip r:embed="rId9"/>
-                    <a:stretch>
-                      <a:fillRect/>
-                    </a:stretch>
-                  </pic:blipFill>
-                  <pic:spPr>
-                    <a:xfrm>
-                      <a:off x="0" y="0"/>
-                      <a:ext cx="4244708" cy="1013548"/>
-                    </a:xfrm>
-                    <a:prstGeom prst="rect">
-                      <a:avLst/>
-                    </a:prstGeom>
-                  </pic:spPr>
-                </pic:pic>
-              </a:graphicData>
-            </a:graphic>
-          </wp:inline>
-        </w:drawing>
-      </w:r>
-      <w:r>
-        <w:drawing>
-          <wp:inline distT="0" distB="0" distL="0" distR="0" wp14:anchorId="476CA060" wp14:editId="22B848AD">
-            <wp:extent cx="4938188" cy="5090601"/>
+          <wp:inline distT="0" distB="0" distL="0" distR="0" wp14:anchorId="329354C5" wp14:editId="66FBE49A">
+            <wp:extent cx="4366638" cy="1104996"/>
             <wp:effectExtent l="0" t="0" r="0" b="0"/>
             <wp:docPr id="7" name="Рисунок 7"/>
             <wp:cNvGraphicFramePr>
@@ -276,6 +234,44 @@
                     <pic:cNvPicPr/>
                   </pic:nvPicPr>
                   <pic:blipFill>
+                    <a:blip r:embed="rId9"/>
+                    <a:stretch>
+                      <a:fillRect/>
+                    </a:stretch>
+                  </pic:blipFill>
+                  <pic:spPr>
+                    <a:xfrm>
+                      <a:off x="0" y="0"/>
+                      <a:ext cx="4366638" cy="1104996"/>
+                    </a:xfrm>
+                    <a:prstGeom prst="rect">
+                      <a:avLst/>
+                    </a:prstGeom>
+                  </pic:spPr>
+                </pic:pic>
+              </a:graphicData>
+            </a:graphic>
+          </wp:inline>
+        </w:drawing>
+      </w:r>
+      <w:r>
+        <w:lastRenderedPageBreak/>
+        <w:drawing>
+          <wp:inline distT="0" distB="0" distL="0" distR="0" wp14:anchorId="3D22C2E3" wp14:editId="3C1BBA8C">
+            <wp:extent cx="4404742" cy="5022015"/>
+            <wp:effectExtent l="0" t="0" r="0" b="7620"/>
+            <wp:docPr id="8" name="Рисунок 8"/>
+            <wp:cNvGraphicFramePr>
+              <a:graphicFrameLocks xmlns:a="http://schemas.openxmlformats.org/drawingml/2006/main" noChangeAspect="1"/>
+            </wp:cNvGraphicFramePr>
+            <a:graphic xmlns:a="http://schemas.openxmlformats.org/drawingml/2006/main">
+              <a:graphicData uri="http://schemas.openxmlformats.org/drawingml/2006/picture">
+                <pic:pic xmlns:pic="http://schemas.openxmlformats.org/drawingml/2006/picture">
+                  <pic:nvPicPr>
+                    <pic:cNvPr id="1" name=""/>
+                    <pic:cNvPicPr/>
+                  </pic:nvPicPr>
+                  <pic:blipFill>
                     <a:blip r:embed="rId10"/>
                     <a:stretch>
                       <a:fillRect/>
@@ -284,25 +280,24 @@
                   <pic:spPr>
                     <a:xfrm>
                       <a:off x="0" y="0"/>
-                      <a:ext cx="4938188" cy="5090601"/>
-                    </a:xfrm>
-                    <a:prstGeom prst="rect">
-                      <a:avLst/>
-                    </a:prstGeom>
-                  </pic:spPr>
-                </pic:pic>
-              </a:graphicData>
-            </a:graphic>
-          </wp:inline>
-        </w:drawing>
-      </w:r>
-      <w:r>
-        <w:lastRenderedPageBreak/>
-        <w:drawing>
-          <wp:inline distT="0" distB="0" distL="0" distR="0" wp14:anchorId="4EE18081" wp14:editId="036BA33B">
-            <wp:extent cx="4816257" cy="1318374"/>
+                      <a:ext cx="4404742" cy="5022015"/>
+                    </a:xfrm>
+                    <a:prstGeom prst="rect">
+                      <a:avLst/>
+                    </a:prstGeom>
+                  </pic:spPr>
+                </pic:pic>
+              </a:graphicData>
+            </a:graphic>
+          </wp:inline>
+        </w:drawing>
+      </w:r>
+      <w:r>
+        <w:drawing>
+          <wp:inline distT="0" distB="0" distL="0" distR="0" wp14:anchorId="7EBC0DC6" wp14:editId="264B2DF7">
+            <wp:extent cx="3749365" cy="1219306"/>
             <wp:effectExtent l="0" t="0" r="3810" b="0"/>
-            <wp:docPr id="8" name="Рисунок 8"/>
+            <wp:docPr id="9" name="Рисунок 9"/>
             <wp:cNvGraphicFramePr>
               <a:graphicFrameLocks xmlns:a="http://schemas.openxmlformats.org/drawingml/2006/main" noChangeAspect="1"/>
             </wp:cNvGraphicFramePr>
@@ -322,24 +317,26 @@
                   <pic:spPr>
                     <a:xfrm>
                       <a:off x="0" y="0"/>
-                      <a:ext cx="4816257" cy="1318374"/>
-                    </a:xfrm>
-                    <a:prstGeom prst="rect">
-                      <a:avLst/>
-                    </a:prstGeom>
-                  </pic:spPr>
-                </pic:pic>
-              </a:graphicData>
-            </a:graphic>
-          </wp:inline>
-        </w:drawing>
-      </w:r>
-      <w:r>
-        <w:drawing>
-          <wp:inline distT="0" distB="0" distL="0" distR="0" wp14:anchorId="1252BCF4" wp14:editId="2CE487D9">
-            <wp:extent cx="2773920" cy="487722"/>
+                      <a:ext cx="3749365" cy="1219306"/>
+                    </a:xfrm>
+                    <a:prstGeom prst="rect">
+                      <a:avLst/>
+                    </a:prstGeom>
+                  </pic:spPr>
+                </pic:pic>
+              </a:graphicData>
+            </a:graphic>
+          </wp:inline>
+        </w:drawing>
+      </w:r>
+    </w:p>
+    <w:p>
+      <w:r>
+        <w:drawing>
+          <wp:inline distT="0" distB="0" distL="0" distR="0" wp14:anchorId="1B36869A" wp14:editId="381FC63B">
+            <wp:extent cx="2164268" cy="373412"/>
             <wp:effectExtent l="0" t="0" r="7620" b="7620"/>
-            <wp:docPr id="9" name="Рисунок 9"/>
+            <wp:docPr id="11" name="Рисунок 11"/>
             <wp:cNvGraphicFramePr>
               <a:graphicFrameLocks xmlns:a="http://schemas.openxmlformats.org/drawingml/2006/main" noChangeAspect="1"/>
             </wp:cNvGraphicFramePr>
@@ -359,21 +356,27 @@
                   <pic:spPr>
                     <a:xfrm>
                       <a:off x="0" y="0"/>
-                      <a:ext cx="2773920" cy="487722"/>
-                    </a:xfrm>
-                    <a:prstGeom prst="rect">
-                      <a:avLst/>
-                    </a:prstGeom>
-                  </pic:spPr>
-                </pic:pic>
-              </a:graphicData>
-            </a:graphic>
-          </wp:inline>
-        </w:drawing>
-      </w:r>
-      <w:r>
-        <w:drawing>
-          <wp:inline distT="0" distB="0" distL="0" distR="0" wp14:anchorId="64F0A565" wp14:editId="53BBE471">
+                      <a:ext cx="2164268" cy="373412"/>
+                    </a:xfrm>
+                    <a:prstGeom prst="rect">
+                      <a:avLst/>
+                    </a:prstGeom>
+                  </pic:spPr>
+                </pic:pic>
+              </a:graphicData>
+            </a:graphic>
+          </wp:inline>
+        </w:drawing>
+      </w:r>
+    </w:p>
+    <w:p>
+      <w:r>
+        <w:rPr>
+          <w:noProof/>
+          <w:lang w:eastAsia="ru-RU"/>
+        </w:rPr>
+        <w:drawing>
+          <wp:inline distT="0" distB="0" distL="0" distR="0" wp14:anchorId="5B3E20D2" wp14:editId="797E0981">
             <wp:extent cx="5380186" cy="1158340"/>
             <wp:effectExtent l="0" t="0" r="0" b="3810"/>
             <wp:docPr id="10" name="Рисунок 10"/>
@@ -410,40 +413,146 @@
       </w:r>
     </w:p>
     <w:p>
-      <w:pPr>
-        <w:rPr>
-          <w:lang w:val="en-US"/>
-        </w:rPr>
-      </w:pPr>
-      <w:r>
-        <w:rPr>
-          <w:lang w:val="en-US"/>
-        </w:rPr>
-        <w:drawing>
-          <wp:inline distT="0" distB="0" distL="0" distR="0" wp14:anchorId="5A046A11" wp14:editId="4100ED6B">
-            <wp:extent cx="5776461" cy="1988992"/>
+      <w:r>
+        <w:lastRenderedPageBreak/>
+        <w:drawing>
+          <wp:inline distT="0" distB="0" distL="0" distR="0" wp14:anchorId="10D0B073" wp14:editId="75A66429">
+            <wp:extent cx="5334462" cy="1691787"/>
+            <wp:effectExtent l="0" t="0" r="0" b="3810"/>
+            <wp:docPr id="12" name="Рисунок 12"/>
+            <wp:cNvGraphicFramePr>
+              <a:graphicFrameLocks xmlns:a="http://schemas.openxmlformats.org/drawingml/2006/main" noChangeAspect="1"/>
+            </wp:cNvGraphicFramePr>
+            <a:graphic xmlns:a="http://schemas.openxmlformats.org/drawingml/2006/main">
+              <a:graphicData uri="http://schemas.openxmlformats.org/drawingml/2006/picture">
+                <pic:pic xmlns:pic="http://schemas.openxmlformats.org/drawingml/2006/picture">
+                  <pic:nvPicPr>
+                    <pic:cNvPr id="1" name=""/>
+                    <pic:cNvPicPr/>
+                  </pic:nvPicPr>
+                  <pic:blipFill>
+                    <a:blip r:embed="rId14"/>
+                    <a:stretch>
+                      <a:fillRect/>
+                    </a:stretch>
+                  </pic:blipFill>
+                  <pic:spPr>
+                    <a:xfrm>
+                      <a:off x="0" y="0"/>
+                      <a:ext cx="5334462" cy="1691787"/>
+                    </a:xfrm>
+                    <a:prstGeom prst="rect">
+                      <a:avLst/>
+                    </a:prstGeom>
+                  </pic:spPr>
+                </pic:pic>
+              </a:graphicData>
+            </a:graphic>
+          </wp:inline>
+        </w:drawing>
+      </w:r>
+      <w:r>
+        <w:drawing>
+          <wp:inline distT="0" distB="0" distL="0" distR="0" wp14:anchorId="319675EE" wp14:editId="7C046176">
+            <wp:extent cx="5128704" cy="1280271"/>
             <wp:effectExtent l="0" t="0" r="0" b="0"/>
-            <wp:docPr id="12" name="Рисунок 12"/>
-            <wp:cNvGraphicFramePr>
-              <a:graphicFrameLocks xmlns:a="http://schemas.openxmlformats.org/drawingml/2006/main" noChangeAspect="1"/>
-            </wp:cNvGraphicFramePr>
-            <a:graphic xmlns:a="http://schemas.openxmlformats.org/drawingml/2006/main">
-              <a:graphicData uri="http://schemas.openxmlformats.org/drawingml/2006/picture">
-                <pic:pic xmlns:pic="http://schemas.openxmlformats.org/drawingml/2006/picture">
-                  <pic:nvPicPr>
-                    <pic:cNvPr id="1" name=""/>
-                    <pic:cNvPicPr/>
-                  </pic:nvPicPr>
-                  <pic:blipFill>
-                    <a:blip r:embed="rId14"/>
-                    <a:stretch>
-                      <a:fillRect/>
-                    </a:stretch>
-                  </pic:blipFill>
-                  <pic:spPr>
-                    <a:xfrm>
-                      <a:off x="0" y="0"/>
-                      <a:ext cx="5776461" cy="1988992"/>
+            <wp:docPr id="13" name="Рисунок 13"/>
+            <wp:cNvGraphicFramePr>
+              <a:graphicFrameLocks xmlns:a="http://schemas.openxmlformats.org/drawingml/2006/main" noChangeAspect="1"/>
+            </wp:cNvGraphicFramePr>
+            <a:graphic xmlns:a="http://schemas.openxmlformats.org/drawingml/2006/main">
+              <a:graphicData uri="http://schemas.openxmlformats.org/drawingml/2006/picture">
+                <pic:pic xmlns:pic="http://schemas.openxmlformats.org/drawingml/2006/picture">
+                  <pic:nvPicPr>
+                    <pic:cNvPr id="1" name=""/>
+                    <pic:cNvPicPr/>
+                  </pic:nvPicPr>
+                  <pic:blipFill>
+                    <a:blip r:embed="rId15"/>
+                    <a:stretch>
+                      <a:fillRect/>
+                    </a:stretch>
+                  </pic:blipFill>
+                  <pic:spPr>
+                    <a:xfrm>
+                      <a:off x="0" y="0"/>
+                      <a:ext cx="5128704" cy="1280271"/>
+                    </a:xfrm>
+                    <a:prstGeom prst="rect">
+                      <a:avLst/>
+                    </a:prstGeom>
+                  </pic:spPr>
+                </pic:pic>
+              </a:graphicData>
+            </a:graphic>
+          </wp:inline>
+        </w:drawing>
+      </w:r>
+      <w:r>
+        <w:drawing>
+          <wp:inline distT="0" distB="0" distL="0" distR="0" wp14:anchorId="6CC90F72" wp14:editId="72C49952">
+            <wp:extent cx="4214225" cy="1646063"/>
+            <wp:effectExtent l="0" t="0" r="0" b="0"/>
+            <wp:docPr id="14" name="Рисунок 14"/>
+            <wp:cNvGraphicFramePr>
+              <a:graphicFrameLocks xmlns:a="http://schemas.openxmlformats.org/drawingml/2006/main" noChangeAspect="1"/>
+            </wp:cNvGraphicFramePr>
+            <a:graphic xmlns:a="http://schemas.openxmlformats.org/drawingml/2006/main">
+              <a:graphicData uri="http://schemas.openxmlformats.org/drawingml/2006/picture">
+                <pic:pic xmlns:pic="http://schemas.openxmlformats.org/drawingml/2006/picture">
+                  <pic:nvPicPr>
+                    <pic:cNvPr id="1" name=""/>
+                    <pic:cNvPicPr/>
+                  </pic:nvPicPr>
+                  <pic:blipFill>
+                    <a:blip r:embed="rId16"/>
+                    <a:stretch>
+                      <a:fillRect/>
+                    </a:stretch>
+                  </pic:blipFill>
+                  <pic:spPr>
+                    <a:xfrm>
+                      <a:off x="0" y="0"/>
+                      <a:ext cx="4214225" cy="1646063"/>
+                    </a:xfrm>
+                    <a:prstGeom prst="rect">
+                      <a:avLst/>
+                    </a:prstGeom>
+                  </pic:spPr>
+                </pic:pic>
+              </a:graphicData>
+            </a:graphic>
+          </wp:inline>
+        </w:drawing>
+      </w:r>
+    </w:p>
+    <w:p>
+      <w:r>
+        <w:drawing>
+          <wp:inline distT="0" distB="0" distL="0" distR="0" wp14:anchorId="36CCB751" wp14:editId="5B16DFCE">
+            <wp:extent cx="5532599" cy="1737511"/>
+            <wp:effectExtent l="0" t="0" r="0" b="0"/>
+            <wp:docPr id="15" name="Рисунок 15"/>
+            <wp:cNvGraphicFramePr>
+              <a:graphicFrameLocks xmlns:a="http://schemas.openxmlformats.org/drawingml/2006/main" noChangeAspect="1"/>
+            </wp:cNvGraphicFramePr>
+            <a:graphic xmlns:a="http://schemas.openxmlformats.org/drawingml/2006/main">
+              <a:graphicData uri="http://schemas.openxmlformats.org/drawingml/2006/picture">
+                <pic:pic xmlns:pic="http://schemas.openxmlformats.org/drawingml/2006/picture">
+                  <pic:nvPicPr>
+                    <pic:cNvPr id="1" name=""/>
+                    <pic:cNvPicPr/>
+                  </pic:nvPicPr>
+                  <pic:blipFill>
+                    <a:blip r:embed="rId17"/>
+                    <a:stretch>
+                      <a:fillRect/>
+                    </a:stretch>
+                  </pic:blipFill>
+                  <pic:spPr>
+                    <a:xfrm>
+                      <a:off x="0" y="0"/>
+                      <a:ext cx="5532599" cy="1737511"/>
                     </a:xfrm>
                     <a:prstGeom prst="rect">
                       <a:avLst/>

--- a/KAZ.docx
+++ b/KAZ.docx
@@ -175,6 +175,11 @@
       </w:r>
     </w:p>
     <w:p>
+      <w:pPr>
+        <w:rPr>
+          <w:lang w:val="en-US"/>
+        </w:rPr>
+      </w:pPr>
       <w:r>
         <w:rPr>
           <w:noProof/>
@@ -218,9 +223,54 @@
         </w:drawing>
       </w:r>
       <w:r>
-        <w:drawing>
-          <wp:inline distT="0" distB="0" distL="0" distR="0" wp14:anchorId="329354C5" wp14:editId="66FBE49A">
-            <wp:extent cx="4366638" cy="1104996"/>
+        <w:rPr>
+          <w:noProof/>
+          <w:lang w:eastAsia="ru-RU"/>
+        </w:rPr>
+        <w:drawing>
+          <wp:inline distT="0" distB="0" distL="0" distR="0" wp14:anchorId="6A6C6DA8" wp14:editId="477DE7FB">
+            <wp:extent cx="4244708" cy="1013548"/>
+            <wp:effectExtent l="0" t="0" r="3810" b="0"/>
+            <wp:docPr id="6" name="Рисунок 6"/>
+            <wp:cNvGraphicFramePr>
+              <a:graphicFrameLocks xmlns:a="http://schemas.openxmlformats.org/drawingml/2006/main" noChangeAspect="1"/>
+            </wp:cNvGraphicFramePr>
+            <a:graphic xmlns:a="http://schemas.openxmlformats.org/drawingml/2006/main">
+              <a:graphicData uri="http://schemas.openxmlformats.org/drawingml/2006/picture">
+                <pic:pic xmlns:pic="http://schemas.openxmlformats.org/drawingml/2006/picture">
+                  <pic:nvPicPr>
+                    <pic:cNvPr id="1" name=""/>
+                    <pic:cNvPicPr/>
+                  </pic:nvPicPr>
+                  <pic:blipFill>
+                    <a:blip r:embed="rId9"/>
+                    <a:stretch>
+                      <a:fillRect/>
+                    </a:stretch>
+                  </pic:blipFill>
+                  <pic:spPr>
+                    <a:xfrm>
+                      <a:off x="0" y="0"/>
+                      <a:ext cx="4244708" cy="1013548"/>
+                    </a:xfrm>
+                    <a:prstGeom prst="rect">
+                      <a:avLst/>
+                    </a:prstGeom>
+                  </pic:spPr>
+                </pic:pic>
+              </a:graphicData>
+            </a:graphic>
+          </wp:inline>
+        </w:drawing>
+      </w:r>
+      <w:r>
+        <w:rPr>
+          <w:noProof/>
+          <w:lang w:eastAsia="ru-RU"/>
+        </w:rPr>
+        <w:drawing>
+          <wp:inline distT="0" distB="0" distL="0" distR="0" wp14:anchorId="476CA060" wp14:editId="22B848AD">
+            <wp:extent cx="4938188" cy="5090601"/>
             <wp:effectExtent l="0" t="0" r="0" b="0"/>
             <wp:docPr id="7" name="Рисунок 7"/>
             <wp:cNvGraphicFramePr>
@@ -234,44 +284,6 @@
                     <pic:cNvPicPr/>
                   </pic:nvPicPr>
                   <pic:blipFill>
-                    <a:blip r:embed="rId9"/>
-                    <a:stretch>
-                      <a:fillRect/>
-                    </a:stretch>
-                  </pic:blipFill>
-                  <pic:spPr>
-                    <a:xfrm>
-                      <a:off x="0" y="0"/>
-                      <a:ext cx="4366638" cy="1104996"/>
-                    </a:xfrm>
-                    <a:prstGeom prst="rect">
-                      <a:avLst/>
-                    </a:prstGeom>
-                  </pic:spPr>
-                </pic:pic>
-              </a:graphicData>
-            </a:graphic>
-          </wp:inline>
-        </w:drawing>
-      </w:r>
-      <w:r>
-        <w:lastRenderedPageBreak/>
-        <w:drawing>
-          <wp:inline distT="0" distB="0" distL="0" distR="0" wp14:anchorId="3D22C2E3" wp14:editId="3C1BBA8C">
-            <wp:extent cx="4404742" cy="5022015"/>
-            <wp:effectExtent l="0" t="0" r="0" b="7620"/>
-            <wp:docPr id="8" name="Рисунок 8"/>
-            <wp:cNvGraphicFramePr>
-              <a:graphicFrameLocks xmlns:a="http://schemas.openxmlformats.org/drawingml/2006/main" noChangeAspect="1"/>
-            </wp:cNvGraphicFramePr>
-            <a:graphic xmlns:a="http://schemas.openxmlformats.org/drawingml/2006/main">
-              <a:graphicData uri="http://schemas.openxmlformats.org/drawingml/2006/picture">
-                <pic:pic xmlns:pic="http://schemas.openxmlformats.org/drawingml/2006/picture">
-                  <pic:nvPicPr>
-                    <pic:cNvPr id="1" name=""/>
-                    <pic:cNvPicPr/>
-                  </pic:nvPicPr>
-                  <pic:blipFill>
                     <a:blip r:embed="rId10"/>
                     <a:stretch>
                       <a:fillRect/>
@@ -280,103 +292,108 @@
                   <pic:spPr>
                     <a:xfrm>
                       <a:off x="0" y="0"/>
-                      <a:ext cx="4404742" cy="5022015"/>
-                    </a:xfrm>
-                    <a:prstGeom prst="rect">
-                      <a:avLst/>
-                    </a:prstGeom>
-                  </pic:spPr>
-                </pic:pic>
-              </a:graphicData>
-            </a:graphic>
-          </wp:inline>
-        </w:drawing>
-      </w:r>
-      <w:r>
-        <w:drawing>
-          <wp:inline distT="0" distB="0" distL="0" distR="0" wp14:anchorId="7EBC0DC6" wp14:editId="264B2DF7">
-            <wp:extent cx="3749365" cy="1219306"/>
-            <wp:effectExtent l="0" t="0" r="3810" b="0"/>
-            <wp:docPr id="9" name="Рисунок 9"/>
-            <wp:cNvGraphicFramePr>
-              <a:graphicFrameLocks xmlns:a="http://schemas.openxmlformats.org/drawingml/2006/main" noChangeAspect="1"/>
-            </wp:cNvGraphicFramePr>
-            <a:graphic xmlns:a="http://schemas.openxmlformats.org/drawingml/2006/main">
-              <a:graphicData uri="http://schemas.openxmlformats.org/drawingml/2006/picture">
-                <pic:pic xmlns:pic="http://schemas.openxmlformats.org/drawingml/2006/picture">
-                  <pic:nvPicPr>
-                    <pic:cNvPr id="1" name=""/>
-                    <pic:cNvPicPr/>
-                  </pic:nvPicPr>
-                  <pic:blipFill>
-                    <a:blip r:embed="rId11"/>
-                    <a:stretch>
-                      <a:fillRect/>
-                    </a:stretch>
-                  </pic:blipFill>
-                  <pic:spPr>
-                    <a:xfrm>
-                      <a:off x="0" y="0"/>
-                      <a:ext cx="3749365" cy="1219306"/>
-                    </a:xfrm>
-                    <a:prstGeom prst="rect">
-                      <a:avLst/>
-                    </a:prstGeom>
-                  </pic:spPr>
-                </pic:pic>
-              </a:graphicData>
-            </a:graphic>
-          </wp:inline>
-        </w:drawing>
-      </w:r>
-    </w:p>
-    <w:p>
-      <w:r>
-        <w:drawing>
-          <wp:inline distT="0" distB="0" distL="0" distR="0" wp14:anchorId="1B36869A" wp14:editId="381FC63B">
-            <wp:extent cx="2164268" cy="373412"/>
-            <wp:effectExtent l="0" t="0" r="7620" b="7620"/>
-            <wp:docPr id="11" name="Рисунок 11"/>
-            <wp:cNvGraphicFramePr>
-              <a:graphicFrameLocks xmlns:a="http://schemas.openxmlformats.org/drawingml/2006/main" noChangeAspect="1"/>
-            </wp:cNvGraphicFramePr>
-            <a:graphic xmlns:a="http://schemas.openxmlformats.org/drawingml/2006/main">
-              <a:graphicData uri="http://schemas.openxmlformats.org/drawingml/2006/picture">
-                <pic:pic xmlns:pic="http://schemas.openxmlformats.org/drawingml/2006/picture">
-                  <pic:nvPicPr>
-                    <pic:cNvPr id="1" name=""/>
-                    <pic:cNvPicPr/>
-                  </pic:nvPicPr>
-                  <pic:blipFill>
-                    <a:blip r:embed="rId12"/>
-                    <a:stretch>
-                      <a:fillRect/>
-                    </a:stretch>
-                  </pic:blipFill>
-                  <pic:spPr>
-                    <a:xfrm>
-                      <a:off x="0" y="0"/>
-                      <a:ext cx="2164268" cy="373412"/>
-                    </a:xfrm>
-                    <a:prstGeom prst="rect">
-                      <a:avLst/>
-                    </a:prstGeom>
-                  </pic:spPr>
-                </pic:pic>
-              </a:graphicData>
-            </a:graphic>
-          </wp:inline>
-        </w:drawing>
-      </w:r>
-    </w:p>
-    <w:p>
+                      <a:ext cx="4938188" cy="5090601"/>
+                    </a:xfrm>
+                    <a:prstGeom prst="rect">
+                      <a:avLst/>
+                    </a:prstGeom>
+                  </pic:spPr>
+                </pic:pic>
+              </a:graphicData>
+            </a:graphic>
+          </wp:inline>
+        </w:drawing>
+      </w:r>
       <w:r>
         <w:rPr>
           <w:noProof/>
           <w:lang w:eastAsia="ru-RU"/>
         </w:rPr>
-        <w:drawing>
-          <wp:inline distT="0" distB="0" distL="0" distR="0" wp14:anchorId="5B3E20D2" wp14:editId="797E0981">
+        <w:lastRenderedPageBreak/>
+        <w:drawing>
+          <wp:inline distT="0" distB="0" distL="0" distR="0" wp14:anchorId="4EE18081" wp14:editId="036BA33B">
+            <wp:extent cx="4816257" cy="1318374"/>
+            <wp:effectExtent l="0" t="0" r="3810" b="0"/>
+            <wp:docPr id="8" name="Рисунок 8"/>
+            <wp:cNvGraphicFramePr>
+              <a:graphicFrameLocks xmlns:a="http://schemas.openxmlformats.org/drawingml/2006/main" noChangeAspect="1"/>
+            </wp:cNvGraphicFramePr>
+            <a:graphic xmlns:a="http://schemas.openxmlformats.org/drawingml/2006/main">
+              <a:graphicData uri="http://schemas.openxmlformats.org/drawingml/2006/picture">
+                <pic:pic xmlns:pic="http://schemas.openxmlformats.org/drawingml/2006/picture">
+                  <pic:nvPicPr>
+                    <pic:cNvPr id="1" name=""/>
+                    <pic:cNvPicPr/>
+                  </pic:nvPicPr>
+                  <pic:blipFill>
+                    <a:blip r:embed="rId11"/>
+                    <a:stretch>
+                      <a:fillRect/>
+                    </a:stretch>
+                  </pic:blipFill>
+                  <pic:spPr>
+                    <a:xfrm>
+                      <a:off x="0" y="0"/>
+                      <a:ext cx="4816257" cy="1318374"/>
+                    </a:xfrm>
+                    <a:prstGeom prst="rect">
+                      <a:avLst/>
+                    </a:prstGeom>
+                  </pic:spPr>
+                </pic:pic>
+              </a:graphicData>
+            </a:graphic>
+          </wp:inline>
+        </w:drawing>
+      </w:r>
+      <w:r>
+        <w:rPr>
+          <w:noProof/>
+          <w:lang w:eastAsia="ru-RU"/>
+        </w:rPr>
+        <w:drawing>
+          <wp:inline distT="0" distB="0" distL="0" distR="0" wp14:anchorId="1252BCF4" wp14:editId="2CE487D9">
+            <wp:extent cx="2773920" cy="487722"/>
+            <wp:effectExtent l="0" t="0" r="7620" b="7620"/>
+            <wp:docPr id="9" name="Рисунок 9"/>
+            <wp:cNvGraphicFramePr>
+              <a:graphicFrameLocks xmlns:a="http://schemas.openxmlformats.org/drawingml/2006/main" noChangeAspect="1"/>
+            </wp:cNvGraphicFramePr>
+            <a:graphic xmlns:a="http://schemas.openxmlformats.org/drawingml/2006/main">
+              <a:graphicData uri="http://schemas.openxmlformats.org/drawingml/2006/picture">
+                <pic:pic xmlns:pic="http://schemas.openxmlformats.org/drawingml/2006/picture">
+                  <pic:nvPicPr>
+                    <pic:cNvPr id="1" name=""/>
+                    <pic:cNvPicPr/>
+                  </pic:nvPicPr>
+                  <pic:blipFill>
+                    <a:blip r:embed="rId12"/>
+                    <a:stretch>
+                      <a:fillRect/>
+                    </a:stretch>
+                  </pic:blipFill>
+                  <pic:spPr>
+                    <a:xfrm>
+                      <a:off x="0" y="0"/>
+                      <a:ext cx="2773920" cy="487722"/>
+                    </a:xfrm>
+                    <a:prstGeom prst="rect">
+                      <a:avLst/>
+                    </a:prstGeom>
+                  </pic:spPr>
+                </pic:pic>
+              </a:graphicData>
+            </a:graphic>
+          </wp:inline>
+        </w:drawing>
+      </w:r>
+      <w:r>
+        <w:rPr>
+          <w:noProof/>
+          <w:lang w:eastAsia="ru-RU"/>
+        </w:rPr>
+        <w:drawing>
+          <wp:inline distT="0" distB="0" distL="0" distR="0" wp14:anchorId="64F0A565" wp14:editId="53BBE471">
             <wp:extent cx="5380186" cy="1158340"/>
             <wp:effectExtent l="0" t="0" r="0" b="3810"/>
             <wp:docPr id="10" name="Рисунок 10"/>
@@ -413,12 +430,20 @@
       </w:r>
     </w:p>
     <w:p>
-      <w:r>
-        <w:lastRenderedPageBreak/>
-        <w:drawing>
-          <wp:inline distT="0" distB="0" distL="0" distR="0" wp14:anchorId="10D0B073" wp14:editId="75A66429">
-            <wp:extent cx="5334462" cy="1691787"/>
-            <wp:effectExtent l="0" t="0" r="0" b="3810"/>
+      <w:pPr>
+        <w:rPr>
+          <w:lang w:val="en-US"/>
+        </w:rPr>
+      </w:pPr>
+      <w:r>
+        <w:rPr>
+          <w:noProof/>
+          <w:lang w:eastAsia="ru-RU"/>
+        </w:rPr>
+        <w:drawing>
+          <wp:inline distT="0" distB="0" distL="0" distR="0" wp14:anchorId="5A046A11" wp14:editId="4100ED6B">
+            <wp:extent cx="5776461" cy="1988992"/>
+            <wp:effectExtent l="0" t="0" r="0" b="0"/>
             <wp:docPr id="12" name="Рисунок 12"/>
             <wp:cNvGraphicFramePr>
               <a:graphicFrameLocks xmlns:a="http://schemas.openxmlformats.org/drawingml/2006/main" noChangeAspect="1"/>
@@ -439,81 +464,7 @@
                   <pic:spPr>
                     <a:xfrm>
                       <a:off x="0" y="0"/>
-                      <a:ext cx="5334462" cy="1691787"/>
-                    </a:xfrm>
-                    <a:prstGeom prst="rect">
-                      <a:avLst/>
-                    </a:prstGeom>
-                  </pic:spPr>
-                </pic:pic>
-              </a:graphicData>
-            </a:graphic>
-          </wp:inline>
-        </w:drawing>
-      </w:r>
-      <w:r>
-        <w:drawing>
-          <wp:inline distT="0" distB="0" distL="0" distR="0" wp14:anchorId="319675EE" wp14:editId="7C046176">
-            <wp:extent cx="5128704" cy="1280271"/>
-            <wp:effectExtent l="0" t="0" r="0" b="0"/>
-            <wp:docPr id="13" name="Рисунок 13"/>
-            <wp:cNvGraphicFramePr>
-              <a:graphicFrameLocks xmlns:a="http://schemas.openxmlformats.org/drawingml/2006/main" noChangeAspect="1"/>
-            </wp:cNvGraphicFramePr>
-            <a:graphic xmlns:a="http://schemas.openxmlformats.org/drawingml/2006/main">
-              <a:graphicData uri="http://schemas.openxmlformats.org/drawingml/2006/picture">
-                <pic:pic xmlns:pic="http://schemas.openxmlformats.org/drawingml/2006/picture">
-                  <pic:nvPicPr>
-                    <pic:cNvPr id="1" name=""/>
-                    <pic:cNvPicPr/>
-                  </pic:nvPicPr>
-                  <pic:blipFill>
-                    <a:blip r:embed="rId15"/>
-                    <a:stretch>
-                      <a:fillRect/>
-                    </a:stretch>
-                  </pic:blipFill>
-                  <pic:spPr>
-                    <a:xfrm>
-                      <a:off x="0" y="0"/>
-                      <a:ext cx="5128704" cy="1280271"/>
-                    </a:xfrm>
-                    <a:prstGeom prst="rect">
-                      <a:avLst/>
-                    </a:prstGeom>
-                  </pic:spPr>
-                </pic:pic>
-              </a:graphicData>
-            </a:graphic>
-          </wp:inline>
-        </w:drawing>
-      </w:r>
-      <w:r>
-        <w:drawing>
-          <wp:inline distT="0" distB="0" distL="0" distR="0" wp14:anchorId="6CC90F72" wp14:editId="72C49952">
-            <wp:extent cx="4214225" cy="1646063"/>
-            <wp:effectExtent l="0" t="0" r="0" b="0"/>
-            <wp:docPr id="14" name="Рисунок 14"/>
-            <wp:cNvGraphicFramePr>
-              <a:graphicFrameLocks xmlns:a="http://schemas.openxmlformats.org/drawingml/2006/main" noChangeAspect="1"/>
-            </wp:cNvGraphicFramePr>
-            <a:graphic xmlns:a="http://schemas.openxmlformats.org/drawingml/2006/main">
-              <a:graphicData uri="http://schemas.openxmlformats.org/drawingml/2006/picture">
-                <pic:pic xmlns:pic="http://schemas.openxmlformats.org/drawingml/2006/picture">
-                  <pic:nvPicPr>
-                    <pic:cNvPr id="1" name=""/>
-                    <pic:cNvPicPr/>
-                  </pic:nvPicPr>
-                  <pic:blipFill>
-                    <a:blip r:embed="rId16"/>
-                    <a:stretch>
-                      <a:fillRect/>
-                    </a:stretch>
-                  </pic:blipFill>
-                  <pic:spPr>
-                    <a:xfrm>
-                      <a:off x="0" y="0"/>
-                      <a:ext cx="4214225" cy="1646063"/>
+                      <a:ext cx="5776461" cy="1988992"/>
                     </a:xfrm>
                     <a:prstGeom prst="rect">
                       <a:avLst/>
@@ -527,32 +478,599 @@
       </w:r>
     </w:p>
     <w:p>
-      <w:r>
-        <w:drawing>
-          <wp:inline distT="0" distB="0" distL="0" distR="0" wp14:anchorId="36CCB751" wp14:editId="5B16DFCE">
-            <wp:extent cx="5532599" cy="1737511"/>
+      <w:pPr>
+        <w:rPr>
+          <w:lang w:val="en-US"/>
+        </w:rPr>
+      </w:pPr>
+      <w:r>
+        <w:rPr>
+          <w:lang w:val="en-US"/>
+        </w:rPr>
+        <w:drawing>
+          <wp:inline distT="0" distB="0" distL="0" distR="0" wp14:anchorId="6F0C9DAE" wp14:editId="47499612">
+            <wp:extent cx="4732430" cy="1348857"/>
+            <wp:effectExtent l="0" t="0" r="0" b="3810"/>
+            <wp:docPr id="11" name="Рисунок 11"/>
+            <wp:cNvGraphicFramePr>
+              <a:graphicFrameLocks xmlns:a="http://schemas.openxmlformats.org/drawingml/2006/main" noChangeAspect="1"/>
+            </wp:cNvGraphicFramePr>
+            <a:graphic xmlns:a="http://schemas.openxmlformats.org/drawingml/2006/main">
+              <a:graphicData uri="http://schemas.openxmlformats.org/drawingml/2006/picture">
+                <pic:pic xmlns:pic="http://schemas.openxmlformats.org/drawingml/2006/picture">
+                  <pic:nvPicPr>
+                    <pic:cNvPr id="1" name=""/>
+                    <pic:cNvPicPr/>
+                  </pic:nvPicPr>
+                  <pic:blipFill>
+                    <a:blip r:embed="rId15"/>
+                    <a:stretch>
+                      <a:fillRect/>
+                    </a:stretch>
+                  </pic:blipFill>
+                  <pic:spPr>
+                    <a:xfrm>
+                      <a:off x="0" y="0"/>
+                      <a:ext cx="4732430" cy="1348857"/>
+                    </a:xfrm>
+                    <a:prstGeom prst="rect">
+                      <a:avLst/>
+                    </a:prstGeom>
+                  </pic:spPr>
+                </pic:pic>
+              </a:graphicData>
+            </a:graphic>
+          </wp:inline>
+        </w:drawing>
+      </w:r>
+    </w:p>
+    <w:p>
+      <w:pPr>
+        <w:rPr>
+          <w:lang w:val="en-US"/>
+        </w:rPr>
+      </w:pPr>
+      <w:r>
+        <w:rPr>
+          <w:lang w:val="en-US"/>
+        </w:rPr>
+        <w:drawing>
+          <wp:inline distT="0" distB="0" distL="0" distR="0" wp14:anchorId="17953C67" wp14:editId="3FD5011D">
+            <wp:extent cx="3962743" cy="1425063"/>
+            <wp:effectExtent l="0" t="0" r="0" b="3810"/>
+            <wp:docPr id="13" name="Рисунок 13"/>
+            <wp:cNvGraphicFramePr>
+              <a:graphicFrameLocks xmlns:a="http://schemas.openxmlformats.org/drawingml/2006/main" noChangeAspect="1"/>
+            </wp:cNvGraphicFramePr>
+            <a:graphic xmlns:a="http://schemas.openxmlformats.org/drawingml/2006/main">
+              <a:graphicData uri="http://schemas.openxmlformats.org/drawingml/2006/picture">
+                <pic:pic xmlns:pic="http://schemas.openxmlformats.org/drawingml/2006/picture">
+                  <pic:nvPicPr>
+                    <pic:cNvPr id="1" name=""/>
+                    <pic:cNvPicPr/>
+                  </pic:nvPicPr>
+                  <pic:blipFill>
+                    <a:blip r:embed="rId16"/>
+                    <a:stretch>
+                      <a:fillRect/>
+                    </a:stretch>
+                  </pic:blipFill>
+                  <pic:spPr>
+                    <a:xfrm>
+                      <a:off x="0" y="0"/>
+                      <a:ext cx="3962743" cy="1425063"/>
+                    </a:xfrm>
+                    <a:prstGeom prst="rect">
+                      <a:avLst/>
+                    </a:prstGeom>
+                  </pic:spPr>
+                </pic:pic>
+              </a:graphicData>
+            </a:graphic>
+          </wp:inline>
+        </w:drawing>
+      </w:r>
+    </w:p>
+    <w:p>
+      <w:pPr>
+        <w:rPr>
+          <w:lang w:val="en-US"/>
+        </w:rPr>
+      </w:pPr>
+      <w:r>
+        <w:rPr>
+          <w:lang w:val="en-US"/>
+        </w:rPr>
+        <w:lastRenderedPageBreak/>
+        <w:drawing>
+          <wp:inline distT="0" distB="0" distL="0" distR="0" wp14:anchorId="208475E1" wp14:editId="23D7DF05">
+            <wp:extent cx="5471634" cy="1653683"/>
+            <wp:effectExtent l="0" t="0" r="0" b="3810"/>
+            <wp:docPr id="14" name="Рисунок 14"/>
+            <wp:cNvGraphicFramePr>
+              <a:graphicFrameLocks xmlns:a="http://schemas.openxmlformats.org/drawingml/2006/main" noChangeAspect="1"/>
+            </wp:cNvGraphicFramePr>
+            <a:graphic xmlns:a="http://schemas.openxmlformats.org/drawingml/2006/main">
+              <a:graphicData uri="http://schemas.openxmlformats.org/drawingml/2006/picture">
+                <pic:pic xmlns:pic="http://schemas.openxmlformats.org/drawingml/2006/picture">
+                  <pic:nvPicPr>
+                    <pic:cNvPr id="1" name=""/>
+                    <pic:cNvPicPr/>
+                  </pic:nvPicPr>
+                  <pic:blipFill>
+                    <a:blip r:embed="rId17"/>
+                    <a:stretch>
+                      <a:fillRect/>
+                    </a:stretch>
+                  </pic:blipFill>
+                  <pic:spPr>
+                    <a:xfrm>
+                      <a:off x="0" y="0"/>
+                      <a:ext cx="5471634" cy="1653683"/>
+                    </a:xfrm>
+                    <a:prstGeom prst="rect">
+                      <a:avLst/>
+                    </a:prstGeom>
+                  </pic:spPr>
+                </pic:pic>
+              </a:graphicData>
+            </a:graphic>
+          </wp:inline>
+        </w:drawing>
+      </w:r>
+    </w:p>
+    <w:p>
+      <w:pPr>
+        <w:rPr>
+          <w:lang w:val="en-US"/>
+        </w:rPr>
+      </w:pPr>
+      <w:r>
+        <w:rPr>
+          <w:lang w:val="en-US"/>
+        </w:rPr>
+        <w:drawing>
+          <wp:inline distT="0" distB="0" distL="0" distR="0" wp14:anchorId="77FC4381" wp14:editId="63487E27">
+            <wp:extent cx="2446232" cy="815411"/>
+            <wp:effectExtent l="0" t="0" r="0" b="3810"/>
+            <wp:docPr id="15" name="Рисунок 15"/>
+            <wp:cNvGraphicFramePr>
+              <a:graphicFrameLocks xmlns:a="http://schemas.openxmlformats.org/drawingml/2006/main" noChangeAspect="1"/>
+            </wp:cNvGraphicFramePr>
+            <a:graphic xmlns:a="http://schemas.openxmlformats.org/drawingml/2006/main">
+              <a:graphicData uri="http://schemas.openxmlformats.org/drawingml/2006/picture">
+                <pic:pic xmlns:pic="http://schemas.openxmlformats.org/drawingml/2006/picture">
+                  <pic:nvPicPr>
+                    <pic:cNvPr id="1" name=""/>
+                    <pic:cNvPicPr/>
+                  </pic:nvPicPr>
+                  <pic:blipFill>
+                    <a:blip r:embed="rId18"/>
+                    <a:stretch>
+                      <a:fillRect/>
+                    </a:stretch>
+                  </pic:blipFill>
+                  <pic:spPr>
+                    <a:xfrm>
+                      <a:off x="0" y="0"/>
+                      <a:ext cx="2446232" cy="815411"/>
+                    </a:xfrm>
+                    <a:prstGeom prst="rect">
+                      <a:avLst/>
+                    </a:prstGeom>
+                  </pic:spPr>
+                </pic:pic>
+              </a:graphicData>
+            </a:graphic>
+          </wp:inline>
+        </w:drawing>
+      </w:r>
+    </w:p>
+    <w:p>
+      <w:pPr>
+        <w:rPr>
+          <w:lang w:val="en-US"/>
+        </w:rPr>
+      </w:pPr>
+      <w:r>
+        <w:rPr>
+          <w:lang w:val="en-US"/>
+        </w:rPr>
+        <w:drawing>
+          <wp:inline distT="0" distB="0" distL="0" distR="0" wp14:anchorId="69123CF5" wp14:editId="035EDFF5">
+            <wp:extent cx="2164268" cy="457240"/>
+            <wp:effectExtent l="0" t="0" r="7620" b="0"/>
+            <wp:docPr id="17" name="Рисунок 17"/>
+            <wp:cNvGraphicFramePr>
+              <a:graphicFrameLocks xmlns:a="http://schemas.openxmlformats.org/drawingml/2006/main" noChangeAspect="1"/>
+            </wp:cNvGraphicFramePr>
+            <a:graphic xmlns:a="http://schemas.openxmlformats.org/drawingml/2006/main">
+              <a:graphicData uri="http://schemas.openxmlformats.org/drawingml/2006/picture">
+                <pic:pic xmlns:pic="http://schemas.openxmlformats.org/drawingml/2006/picture">
+                  <pic:nvPicPr>
+                    <pic:cNvPr id="1" name=""/>
+                    <pic:cNvPicPr/>
+                  </pic:nvPicPr>
+                  <pic:blipFill>
+                    <a:blip r:embed="rId19"/>
+                    <a:stretch>
+                      <a:fillRect/>
+                    </a:stretch>
+                  </pic:blipFill>
+                  <pic:spPr>
+                    <a:xfrm>
+                      <a:off x="0" y="0"/>
+                      <a:ext cx="2164268" cy="457240"/>
+                    </a:xfrm>
+                    <a:prstGeom prst="rect">
+                      <a:avLst/>
+                    </a:prstGeom>
+                  </pic:spPr>
+                </pic:pic>
+              </a:graphicData>
+            </a:graphic>
+          </wp:inline>
+        </w:drawing>
+      </w:r>
+    </w:p>
+    <w:p>
+      <w:pPr>
+        <w:rPr>
+          <w:lang w:val="en-US"/>
+        </w:rPr>
+      </w:pPr>
+      <w:r>
+        <w:rPr>
+          <w:lang w:val="en-US"/>
+        </w:rPr>
+        <w:drawing>
+          <wp:inline distT="0" distB="0" distL="0" distR="0" wp14:anchorId="01327B02" wp14:editId="589BC54B">
+            <wp:extent cx="5940425" cy="1454785"/>
+            <wp:effectExtent l="0" t="0" r="3175" b="0"/>
+            <wp:docPr id="18" name="Рисунок 18"/>
+            <wp:cNvGraphicFramePr>
+              <a:graphicFrameLocks xmlns:a="http://schemas.openxmlformats.org/drawingml/2006/main" noChangeAspect="1"/>
+            </wp:cNvGraphicFramePr>
+            <a:graphic xmlns:a="http://schemas.openxmlformats.org/drawingml/2006/main">
+              <a:graphicData uri="http://schemas.openxmlformats.org/drawingml/2006/picture">
+                <pic:pic xmlns:pic="http://schemas.openxmlformats.org/drawingml/2006/picture">
+                  <pic:nvPicPr>
+                    <pic:cNvPr id="1" name=""/>
+                    <pic:cNvPicPr/>
+                  </pic:nvPicPr>
+                  <pic:blipFill>
+                    <a:blip r:embed="rId20"/>
+                    <a:stretch>
+                      <a:fillRect/>
+                    </a:stretch>
+                  </pic:blipFill>
+                  <pic:spPr>
+                    <a:xfrm>
+                      <a:off x="0" y="0"/>
+                      <a:ext cx="5940425" cy="1454785"/>
+                    </a:xfrm>
+                    <a:prstGeom prst="rect">
+                      <a:avLst/>
+                    </a:prstGeom>
+                  </pic:spPr>
+                </pic:pic>
+              </a:graphicData>
+            </a:graphic>
+          </wp:inline>
+        </w:drawing>
+      </w:r>
+    </w:p>
+    <w:p>
+      <w:pPr>
+        <w:rPr>
+          <w:lang w:val="en-US"/>
+        </w:rPr>
+      </w:pPr>
+      <w:r>
+        <w:rPr>
+          <w:lang w:val="en-US"/>
+        </w:rPr>
+        <w:drawing>
+          <wp:inline distT="0" distB="0" distL="0" distR="0" wp14:anchorId="5F939BBC" wp14:editId="0603D844">
+            <wp:extent cx="2019475" cy="830652"/>
+            <wp:effectExtent l="0" t="0" r="0" b="7620"/>
+            <wp:docPr id="19" name="Рисунок 19"/>
+            <wp:cNvGraphicFramePr>
+              <a:graphicFrameLocks xmlns:a="http://schemas.openxmlformats.org/drawingml/2006/main" noChangeAspect="1"/>
+            </wp:cNvGraphicFramePr>
+            <a:graphic xmlns:a="http://schemas.openxmlformats.org/drawingml/2006/main">
+              <a:graphicData uri="http://schemas.openxmlformats.org/drawingml/2006/picture">
+                <pic:pic xmlns:pic="http://schemas.openxmlformats.org/drawingml/2006/picture">
+                  <pic:nvPicPr>
+                    <pic:cNvPr id="1" name=""/>
+                    <pic:cNvPicPr/>
+                  </pic:nvPicPr>
+                  <pic:blipFill>
+                    <a:blip r:embed="rId21"/>
+                    <a:stretch>
+                      <a:fillRect/>
+                    </a:stretch>
+                  </pic:blipFill>
+                  <pic:spPr>
+                    <a:xfrm>
+                      <a:off x="0" y="0"/>
+                      <a:ext cx="2019475" cy="830652"/>
+                    </a:xfrm>
+                    <a:prstGeom prst="rect">
+                      <a:avLst/>
+                    </a:prstGeom>
+                  </pic:spPr>
+                </pic:pic>
+              </a:graphicData>
+            </a:graphic>
+          </wp:inline>
+        </w:drawing>
+      </w:r>
+    </w:p>
+    <w:p>
+      <w:pPr>
+        <w:rPr>
+          <w:lang w:val="en-US"/>
+        </w:rPr>
+      </w:pPr>
+      <w:r>
+        <w:rPr>
+          <w:lang w:val="en-US"/>
+        </w:rPr>
+        <w:drawing>
+          <wp:inline distT="0" distB="0" distL="0" distR="0" wp14:anchorId="33F05418" wp14:editId="2AC0C9F3">
+            <wp:extent cx="4138019" cy="944962"/>
+            <wp:effectExtent l="0" t="0" r="0" b="7620"/>
+            <wp:docPr id="20" name="Рисунок 20"/>
+            <wp:cNvGraphicFramePr>
+              <a:graphicFrameLocks xmlns:a="http://schemas.openxmlformats.org/drawingml/2006/main" noChangeAspect="1"/>
+            </wp:cNvGraphicFramePr>
+            <a:graphic xmlns:a="http://schemas.openxmlformats.org/drawingml/2006/main">
+              <a:graphicData uri="http://schemas.openxmlformats.org/drawingml/2006/picture">
+                <pic:pic xmlns:pic="http://schemas.openxmlformats.org/drawingml/2006/picture">
+                  <pic:nvPicPr>
+                    <pic:cNvPr id="1" name=""/>
+                    <pic:cNvPicPr/>
+                  </pic:nvPicPr>
+                  <pic:blipFill>
+                    <a:blip r:embed="rId22"/>
+                    <a:stretch>
+                      <a:fillRect/>
+                    </a:stretch>
+                  </pic:blipFill>
+                  <pic:spPr>
+                    <a:xfrm>
+                      <a:off x="0" y="0"/>
+                      <a:ext cx="4138019" cy="944962"/>
+                    </a:xfrm>
+                    <a:prstGeom prst="rect">
+                      <a:avLst/>
+                    </a:prstGeom>
+                  </pic:spPr>
+                </pic:pic>
+              </a:graphicData>
+            </a:graphic>
+          </wp:inline>
+        </w:drawing>
+      </w:r>
+    </w:p>
+    <w:p>
+      <w:pPr>
+        <w:rPr>
+          <w:lang w:val="en-US"/>
+        </w:rPr>
+      </w:pPr>
+      <w:r>
+        <w:rPr>
+          <w:lang w:val="en-US"/>
+        </w:rPr>
+        <w:drawing>
+          <wp:inline distT="0" distB="0" distL="0" distR="0" wp14:anchorId="17BFE913" wp14:editId="6E247AE7">
+            <wp:extent cx="4115157" cy="952583"/>
             <wp:effectExtent l="0" t="0" r="0" b="0"/>
-            <wp:docPr id="15" name="Рисунок 15"/>
-            <wp:cNvGraphicFramePr>
-              <a:graphicFrameLocks xmlns:a="http://schemas.openxmlformats.org/drawingml/2006/main" noChangeAspect="1"/>
-            </wp:cNvGraphicFramePr>
-            <a:graphic xmlns:a="http://schemas.openxmlformats.org/drawingml/2006/main">
-              <a:graphicData uri="http://schemas.openxmlformats.org/drawingml/2006/picture">
-                <pic:pic xmlns:pic="http://schemas.openxmlformats.org/drawingml/2006/picture">
-                  <pic:nvPicPr>
-                    <pic:cNvPr id="1" name=""/>
-                    <pic:cNvPicPr/>
-                  </pic:nvPicPr>
-                  <pic:blipFill>
-                    <a:blip r:embed="rId17"/>
-                    <a:stretch>
-                      <a:fillRect/>
-                    </a:stretch>
-                  </pic:blipFill>
-                  <pic:spPr>
-                    <a:xfrm>
-                      <a:off x="0" y="0"/>
-                      <a:ext cx="5532599" cy="1737511"/>
+            <wp:docPr id="21" name="Рисунок 21"/>
+            <wp:cNvGraphicFramePr>
+              <a:graphicFrameLocks xmlns:a="http://schemas.openxmlformats.org/drawingml/2006/main" noChangeAspect="1"/>
+            </wp:cNvGraphicFramePr>
+            <a:graphic xmlns:a="http://schemas.openxmlformats.org/drawingml/2006/main">
+              <a:graphicData uri="http://schemas.openxmlformats.org/drawingml/2006/picture">
+                <pic:pic xmlns:pic="http://schemas.openxmlformats.org/drawingml/2006/picture">
+                  <pic:nvPicPr>
+                    <pic:cNvPr id="1" name=""/>
+                    <pic:cNvPicPr/>
+                  </pic:nvPicPr>
+                  <pic:blipFill>
+                    <a:blip r:embed="rId23"/>
+                    <a:stretch>
+                      <a:fillRect/>
+                    </a:stretch>
+                  </pic:blipFill>
+                  <pic:spPr>
+                    <a:xfrm>
+                      <a:off x="0" y="0"/>
+                      <a:ext cx="4115157" cy="952583"/>
+                    </a:xfrm>
+                    <a:prstGeom prst="rect">
+                      <a:avLst/>
+                    </a:prstGeom>
+                  </pic:spPr>
+                </pic:pic>
+              </a:graphicData>
+            </a:graphic>
+          </wp:inline>
+        </w:drawing>
+      </w:r>
+    </w:p>
+    <w:p>
+      <w:r>
+        <w:rPr>
+          <w:lang w:val="en-US"/>
+        </w:rPr>
+        <w:drawing>
+          <wp:inline distT="0" distB="0" distL="0" distR="0" wp14:anchorId="061D4524" wp14:editId="52B84EFA">
+            <wp:extent cx="1806097" cy="563929"/>
+            <wp:effectExtent l="0" t="0" r="3810" b="7620"/>
+            <wp:docPr id="22" name="Рисунок 22"/>
+            <wp:cNvGraphicFramePr>
+              <a:graphicFrameLocks xmlns:a="http://schemas.openxmlformats.org/drawingml/2006/main" noChangeAspect="1"/>
+            </wp:cNvGraphicFramePr>
+            <a:graphic xmlns:a="http://schemas.openxmlformats.org/drawingml/2006/main">
+              <a:graphicData uri="http://schemas.openxmlformats.org/drawingml/2006/picture">
+                <pic:pic xmlns:pic="http://schemas.openxmlformats.org/drawingml/2006/picture">
+                  <pic:nvPicPr>
+                    <pic:cNvPr id="1" name=""/>
+                    <pic:cNvPicPr/>
+                  </pic:nvPicPr>
+                  <pic:blipFill>
+                    <a:blip r:embed="rId24"/>
+                    <a:stretch>
+                      <a:fillRect/>
+                    </a:stretch>
+                  </pic:blipFill>
+                  <pic:spPr>
+                    <a:xfrm>
+                      <a:off x="0" y="0"/>
+                      <a:ext cx="1806097" cy="563929"/>
+                    </a:xfrm>
+                    <a:prstGeom prst="rect">
+                      <a:avLst/>
+                    </a:prstGeom>
+                  </pic:spPr>
+                </pic:pic>
+              </a:graphicData>
+            </a:graphic>
+          </wp:inline>
+        </w:drawing>
+      </w:r>
+    </w:p>
+    <w:p>
+      <w:pPr>
+        <w:rPr>
+          <w:lang w:val="en-US"/>
+        </w:rPr>
+      </w:pPr>
+      <w:r>
+        <w:lastRenderedPageBreak/>
+        <w:drawing>
+          <wp:inline distT="0" distB="0" distL="0" distR="0" wp14:anchorId="133DFD87" wp14:editId="1EEC6C04">
+            <wp:extent cx="3665538" cy="929721"/>
+            <wp:effectExtent l="0" t="0" r="0" b="3810"/>
+            <wp:docPr id="23" name="Рисунок 23"/>
+            <wp:cNvGraphicFramePr>
+              <a:graphicFrameLocks xmlns:a="http://schemas.openxmlformats.org/drawingml/2006/main" noChangeAspect="1"/>
+            </wp:cNvGraphicFramePr>
+            <a:graphic xmlns:a="http://schemas.openxmlformats.org/drawingml/2006/main">
+              <a:graphicData uri="http://schemas.openxmlformats.org/drawingml/2006/picture">
+                <pic:pic xmlns:pic="http://schemas.openxmlformats.org/drawingml/2006/picture">
+                  <pic:nvPicPr>
+                    <pic:cNvPr id="1" name=""/>
+                    <pic:cNvPicPr/>
+                  </pic:nvPicPr>
+                  <pic:blipFill>
+                    <a:blip r:embed="rId25"/>
+                    <a:stretch>
+                      <a:fillRect/>
+                    </a:stretch>
+                  </pic:blipFill>
+                  <pic:spPr>
+                    <a:xfrm>
+                      <a:off x="0" y="0"/>
+                      <a:ext cx="3665538" cy="929721"/>
+                    </a:xfrm>
+                    <a:prstGeom prst="rect">
+                      <a:avLst/>
+                    </a:prstGeom>
+                  </pic:spPr>
+                </pic:pic>
+              </a:graphicData>
+            </a:graphic>
+          </wp:inline>
+        </w:drawing>
+      </w:r>
+    </w:p>
+    <w:p>
+      <w:pPr>
+        <w:rPr>
+          <w:lang w:val="en-US"/>
+        </w:rPr>
+      </w:pPr>
+      <w:r>
+        <w:rPr>
+          <w:lang w:val="en-US"/>
+        </w:rPr>
+        <w:drawing>
+          <wp:inline distT="0" distB="0" distL="0" distR="0" wp14:anchorId="1578A50B" wp14:editId="599B84B3">
+            <wp:extent cx="5250635" cy="7148179"/>
+            <wp:effectExtent l="0" t="0" r="7620" b="0"/>
+            <wp:docPr id="24" name="Рисунок 24"/>
+            <wp:cNvGraphicFramePr>
+              <a:graphicFrameLocks xmlns:a="http://schemas.openxmlformats.org/drawingml/2006/main" noChangeAspect="1"/>
+            </wp:cNvGraphicFramePr>
+            <a:graphic xmlns:a="http://schemas.openxmlformats.org/drawingml/2006/main">
+              <a:graphicData uri="http://schemas.openxmlformats.org/drawingml/2006/picture">
+                <pic:pic xmlns:pic="http://schemas.openxmlformats.org/drawingml/2006/picture">
+                  <pic:nvPicPr>
+                    <pic:cNvPr id="1" name=""/>
+                    <pic:cNvPicPr/>
+                  </pic:nvPicPr>
+                  <pic:blipFill>
+                    <a:blip r:embed="rId26"/>
+                    <a:stretch>
+                      <a:fillRect/>
+                    </a:stretch>
+                  </pic:blipFill>
+                  <pic:spPr>
+                    <a:xfrm>
+                      <a:off x="0" y="0"/>
+                      <a:ext cx="5250635" cy="7148179"/>
+                    </a:xfrm>
+                    <a:prstGeom prst="rect">
+                      <a:avLst/>
+                    </a:prstGeom>
+                  </pic:spPr>
+                </pic:pic>
+              </a:graphicData>
+            </a:graphic>
+          </wp:inline>
+        </w:drawing>
+      </w:r>
+    </w:p>
+    <w:p>
+      <w:pPr>
+        <w:rPr>
+          <w:lang w:val="en-US"/>
+        </w:rPr>
+      </w:pPr>
+      <w:r>
+        <w:rPr>
+          <w:lang w:val="en-US"/>
+        </w:rPr>
+        <w:lastRenderedPageBreak/>
+        <w:drawing>
+          <wp:inline distT="0" distB="0" distL="0" distR="0" wp14:anchorId="08A872BA" wp14:editId="67D43CA1">
+            <wp:extent cx="5940425" cy="6911975"/>
+            <wp:effectExtent l="0" t="0" r="3175" b="3175"/>
+            <wp:docPr id="25" name="Рисунок 25"/>
+            <wp:cNvGraphicFramePr>
+              <a:graphicFrameLocks xmlns:a="http://schemas.openxmlformats.org/drawingml/2006/main" noChangeAspect="1"/>
+            </wp:cNvGraphicFramePr>
+            <a:graphic xmlns:a="http://schemas.openxmlformats.org/drawingml/2006/main">
+              <a:graphicData uri="http://schemas.openxmlformats.org/drawingml/2006/picture">
+                <pic:pic xmlns:pic="http://schemas.openxmlformats.org/drawingml/2006/picture">
+                  <pic:nvPicPr>
+                    <pic:cNvPr id="1" name=""/>
+                    <pic:cNvPicPr/>
+                  </pic:nvPicPr>
+                  <pic:blipFill>
+                    <a:blip r:embed="rId27"/>
+                    <a:stretch>
+                      <a:fillRect/>
+                    </a:stretch>
+                  </pic:blipFill>
+                  <pic:spPr>
+                    <a:xfrm>
+                      <a:off x="0" y="0"/>
+                      <a:ext cx="5940425" cy="6911975"/>
                     </a:xfrm>
                     <a:prstGeom prst="rect">
                       <a:avLst/>
